--- a/courseware_claude/LP-Multi AI Agents Workflow for Content Creation - Claude-v3.5.docx
+++ b/courseware_claude/LP-Multi AI Agents Workflow for Content Creation - Claude-v3.5.docx
@@ -4830,7 +4830,7 @@
         <w:rPr>
           <w:b w:val="0"/>
         </w:rPr>
-        <w:t xml:space="preserve"> CLAUDE.md as the team charter · Horizon's public website</w:t>
+        <w:t xml:space="preserve"> CLAUDE.md as the team charter · your own copy of Horizon's website</w:t>
       </w:r>
     </w:p>
     <w:p>

--- a/courseware_claude/LP-Multi AI Agents Workflow for Content Creation - Claude-v3.5.docx
+++ b/courseware_claude/LP-Multi AI Agents Workflow for Content Creation - Claude-v3.5.docx
@@ -892,7 +892,7 @@
           <w:b w:val="0"/>
           <w:sz w:val="19"/>
         </w:rPr>
-        <w:t>Topic 1 — Multi-AI-Agent Content Ideation and Digital Storyboarding · Slides 32–74</w:t>
+        <w:t>Topic 1 — Multi-AI-Agent Content Ideation and Digital Storyboarding · Slides 16–74</w:t>
         <w:tab/>
         <w:t>7</w:t>
       </w:r>
@@ -1554,7 +1554,7 @@
               <w:rPr>
                 <w:sz w:val="19"/>
               </w:rPr>
-              <w:t>1–31</w:t>
+              <w:t>1–15</w:t>
             </w:r>
           </w:p>
         </w:tc>
@@ -1626,7 +1626,7 @@
               <w:rPr>
                 <w:sz w:val="19"/>
               </w:rPr>
-              <w:t>32–35</w:t>
+              <w:t>16–35</w:t>
             </w:r>
           </w:p>
         </w:tc>
@@ -4710,7 +4710,18 @@
         <w:pStyle w:val="Heading2"/>
       </w:pPr>
       <w:r>
-        <w:t>Topic 1 — Multi-AI-Agent Content Ideation and Digital Storyboarding · Slides 32–74</w:t>
+        <w:t>Topic 1 — Multi-AI-Agent Content Ideation and Digital Storyboarding · Slides 16–74</w:t>
+      </w:r>
+    </w:p>
+    <w:p>
+      <w:pPr>
+        <w:pStyle w:val="ListBullet"/>
+      </w:pPr>
+      <w:r>
+        <w:rPr>
+          <w:b w:val="0"/>
+        </w:rPr>
+        <w:t>AI agents, the tools, and Horizon's story</w:t>
       </w:r>
     </w:p>
     <w:p>

--- a/courseware_claude/LP-Multi AI Agents Workflow for Content Creation - Claude-v3.5.docx
+++ b/courseware_claude/LP-Multi AI Agents Workflow for Content Creation - Claude-v3.5.docx
@@ -1072,7 +1072,7 @@
           <w:b w:val="0"/>
           <w:sz w:val="19"/>
         </w:rPr>
-        <w:t>Topic 3 — Multi-Channel Content Creation and Agent Workflow Coordination · Slides 98–136</w:t>
+        <w:t>Topic 3 — Multi-Channel Content Creation and Agent Workflow Coordination · Slides 98–137</w:t>
         <w:tab/>
         <w:t>10</w:t>
       </w:r>
@@ -1108,7 +1108,7 @@
           <w:b w:val="0"/>
           <w:sz w:val="19"/>
         </w:rPr>
-        <w:t>Lab 10 — Campaign 2: Social Media Posts (Demo) · Slides 115–120</w:t>
+        <w:t>Lab 10 — Campaign 2: Social Media Posts (Demo) · Slides 115–121</w:t>
         <w:tab/>
         <w:t>11</w:t>
       </w:r>
@@ -1126,7 +1126,7 @@
           <w:b w:val="0"/>
           <w:sz w:val="19"/>
         </w:rPr>
-        <w:t>Lab 11 — Campaign 3: Newsletter and a Landing Page · Slides 123–128</w:t>
+        <w:t>Lab 11 — Campaign 3: Newsletter and a Landing Page · Slides 124–129</w:t>
         <w:tab/>
         <w:t>11</w:t>
       </w:r>
@@ -1144,7 +1144,7 @@
           <w:b w:val="0"/>
           <w:sz w:val="19"/>
         </w:rPr>
-        <w:t>Lab 12 — Campaign 4: The YouTube Explainer · Slides 130–135</w:t>
+        <w:t>Lab 12 — Campaign 4: The YouTube Explainer · Slides 131–136</w:t>
         <w:tab/>
         <w:t>11</w:t>
       </w:r>
@@ -1162,7 +1162,7 @@
           <w:b w:val="0"/>
           <w:sz w:val="19"/>
         </w:rPr>
-        <w:t>Topic 4 — Content Distribution, Strategy Guidelines and Responsible AI Practices · Slides 137–172</w:t>
+        <w:t>Topic 4 — Content Distribution, Strategy Guidelines and Responsible AI Practices · Slides 138–173</w:t>
         <w:tab/>
         <w:t>11</w:t>
       </w:r>
@@ -1180,7 +1180,7 @@
           <w:b w:val="0"/>
           <w:sz w:val="19"/>
         </w:rPr>
-        <w:t>Lab 13 — Campaign 5: Always On — the Weekly Growth Report · Slides 140–145</w:t>
+        <w:t>Lab 13 — Campaign 5: Always On — the Weekly Growth Report · Slides 141–146</w:t>
         <w:tab/>
         <w:t>12</w:t>
       </w:r>
@@ -1198,7 +1198,7 @@
           <w:b w:val="0"/>
           <w:sz w:val="19"/>
         </w:rPr>
-        <w:t>Lab 14 — Measure, Govern and Write the Team Playbook · Slides 148–153</w:t>
+        <w:t>Lab 14 — Measure, Govern and Write the Team Playbook · Slides 149–154</w:t>
         <w:tab/>
         <w:t>12</w:t>
       </w:r>
@@ -1216,7 +1216,7 @@
           <w:b w:val="0"/>
           <w:sz w:val="19"/>
         </w:rPr>
-        <w:t>Lab 15 — Agent Teams: A Strategy Debate and a QA Loop · Slides 157–163</w:t>
+        <w:t>Lab 15 — Agent Teams: A Strategy Debate and a QA Loop · Slides 158–164</w:t>
         <w:tab/>
         <w:t>12</w:t>
       </w:r>
@@ -1280,7 +1280,7 @@
     </w:p>
     <w:p>
       <w:r>
-        <w:t>Course code TGS-2023036153 · 2 days · 16 hours including a 2-hour assessment · 172-slide deck v3.5 · 15 labs, each in its own folder. TSC: ICT-SNM-4004-1.1 Content Strategy.</w:t>
+        <w:t>Course code TGS-2023036153 · 2 days · 16 hours including a 2-hour assessment · 173-slide deck v3.5 · 15 labs, each in its own folder. TSC: ICT-SNM-4004-1.1 Content Strategy.</w:t>
       </w:r>
     </w:p>
     <w:p>
@@ -3466,7 +3466,7 @@
               <w:rPr>
                 <w:sz w:val="19"/>
               </w:rPr>
-              <w:t>115–120</w:t>
+              <w:t>115–121</w:t>
             </w:r>
           </w:p>
         </w:tc>
@@ -3610,7 +3610,7 @@
               <w:rPr>
                 <w:sz w:val="19"/>
               </w:rPr>
-              <w:t>121–122</w:t>
+              <w:t>122–123</w:t>
             </w:r>
           </w:p>
         </w:tc>
@@ -3682,7 +3682,7 @@
               <w:rPr>
                 <w:sz w:val="19"/>
               </w:rPr>
-              <w:t>123–128</w:t>
+              <w:t>124–129</w:t>
             </w:r>
           </w:p>
         </w:tc>
@@ -3754,7 +3754,7 @@
               <w:rPr>
                 <w:sz w:val="19"/>
               </w:rPr>
-              <w:t>129</w:t>
+              <w:t>130</w:t>
             </w:r>
           </w:p>
         </w:tc>
@@ -3826,7 +3826,7 @@
               <w:rPr>
                 <w:sz w:val="19"/>
               </w:rPr>
-              <w:t>130–135</w:t>
+              <w:t>131–136</w:t>
             </w:r>
           </w:p>
         </w:tc>
@@ -3898,7 +3898,7 @@
               <w:rPr>
                 <w:sz w:val="19"/>
               </w:rPr>
-              <w:t>136</w:t>
+              <w:t>137</w:t>
             </w:r>
           </w:p>
         </w:tc>
@@ -4042,7 +4042,7 @@
               <w:rPr>
                 <w:sz w:val="19"/>
               </w:rPr>
-              <w:t>137–139</w:t>
+              <w:t>138–140</w:t>
             </w:r>
           </w:p>
         </w:tc>
@@ -4114,7 +4114,7 @@
               <w:rPr>
                 <w:sz w:val="19"/>
               </w:rPr>
-              <w:t>140–145</w:t>
+              <w:t>141–146</w:t>
             </w:r>
           </w:p>
         </w:tc>
@@ -4186,7 +4186,7 @@
               <w:rPr>
                 <w:sz w:val="19"/>
               </w:rPr>
-              <w:t>146–147</w:t>
+              <w:t>147–148</w:t>
             </w:r>
           </w:p>
         </w:tc>
@@ -4258,7 +4258,7 @@
               <w:rPr>
                 <w:sz w:val="19"/>
               </w:rPr>
-              <w:t>148–153</w:t>
+              <w:t>149–154</w:t>
             </w:r>
           </w:p>
         </w:tc>
@@ -4402,7 +4402,7 @@
               <w:rPr>
                 <w:sz w:val="19"/>
               </w:rPr>
-              <w:t>154–156</w:t>
+              <w:t>155–157</w:t>
             </w:r>
           </w:p>
         </w:tc>
@@ -4474,7 +4474,7 @@
               <w:rPr>
                 <w:sz w:val="19"/>
               </w:rPr>
-              <w:t>157–163</w:t>
+              <w:t>158–164</w:t>
             </w:r>
           </w:p>
         </w:tc>
@@ -4546,7 +4546,7 @@
               <w:rPr>
                 <w:sz w:val="19"/>
               </w:rPr>
-              <w:t>164–165</w:t>
+              <w:t>165–166</w:t>
             </w:r>
           </w:p>
         </w:tc>
@@ -4690,7 +4690,7 @@
               <w:rPr>
                 <w:sz w:val="19"/>
               </w:rPr>
-              <w:t>166–172</w:t>
+              <w:t>167–173</w:t>
             </w:r>
           </w:p>
         </w:tc>
@@ -5841,7 +5841,7 @@
         <w:pStyle w:val="Heading2"/>
       </w:pPr>
       <w:r>
-        <w:t>Topic 3 — Multi-Channel Content Creation and Agent Workflow Coordination · Slides 98–136</w:t>
+        <w:t>Topic 3 — Multi-Channel Content Creation and Agent Workflow Coordination · Slides 98–137</w:t>
       </w:r>
     </w:p>
     <w:p>
@@ -6031,7 +6031,7 @@
         <w:pStyle w:val="Heading3"/>
       </w:pPr>
       <w:r>
-        <w:t>Lab 10 — Campaign 2: Social Media Posts (Demo) · Slides 115–120</w:t>
+        <w:t>Lab 10 — Campaign 2: Social Media Posts (Demo) · Slides 115–121</w:t>
       </w:r>
     </w:p>
     <w:p>
@@ -6099,7 +6099,7 @@
         <w:rPr>
           <w:b w:val="0"/>
         </w:rPr>
-        <w:t xml:space="preserve"> the publisher kit and its hook · an agent team: creator, designer, Lead · teammates message each other · human approval → post</w:t>
+        <w:t xml:space="preserve"> the publisher kit and its hook · an agent team: creator, designer, Lead · teammates message each other · human approval → you post</w:t>
       </w:r>
     </w:p>
     <w:p>
@@ -6116,7 +6116,7 @@
         <w:rPr>
           <w:b w:val="0"/>
         </w:rPr>
-        <w:t xml:space="preserve"> two posts with images, reviewed, approved by you and posted (or dry-run) — shown as artifacts, with a Word copy of each</w:t>
+        <w:t xml:space="preserve"> two posts with images, reviewed, approved by you and posted by you (or, optionally, through the API) — shown as artifacts, with a Word copy of each</w:t>
       </w:r>
     </w:p>
     <w:p>
@@ -6133,7 +6133,7 @@
         <w:rPr>
           <w:b w:val="0"/>
         </w:rPr>
-        <w:t xml:space="preserve"> The gate stopped Claude from approving. Dry runs printed every request; nothing went live unless you said go.</w:t>
+        <w:t xml:space="preserve"> The gate stopped Claude from approving. You posted the approved text and image yourself (or, optionally, through the API after you said go).</w:t>
       </w:r>
     </w:p>
     <w:p>
@@ -6158,7 +6158,7 @@
         <w:pStyle w:val="Heading3"/>
       </w:pPr>
       <w:r>
-        <w:t>Lab 11 — Campaign 3: Newsletter and a Landing Page · Slides 123–128</w:t>
+        <w:t>Lab 11 — Campaign 3: Newsletter and a Landing Page · Slides 124–129</w:t>
       </w:r>
     </w:p>
     <w:p>
@@ -6285,7 +6285,7 @@
         <w:pStyle w:val="Heading3"/>
       </w:pPr>
       <w:r>
-        <w:t>Lab 12 — Campaign 4: The YouTube Explainer · Slides 130–135</w:t>
+        <w:t>Lab 12 — Campaign 4: The YouTube Explainer · Slides 131–136</w:t>
       </w:r>
     </w:p>
     <w:p>
@@ -6412,7 +6412,7 @@
         <w:pStyle w:val="Heading2"/>
       </w:pPr>
       <w:r>
-        <w:t>Topic 4 — Content Distribution, Strategy Guidelines and Responsible AI Practices · Slides 137–172</w:t>
+        <w:t>Topic 4 — Content Distribution, Strategy Guidelines and Responsible AI Practices · Slides 138–173</w:t>
       </w:r>
     </w:p>
     <w:p>
@@ -6464,7 +6464,7 @@
         <w:pStyle w:val="Heading3"/>
       </w:pPr>
       <w:r>
-        <w:t>Lab 13 — Campaign 5: Always On — the Weekly Growth Report · Slides 140–145</w:t>
+        <w:t>Lab 13 — Campaign 5: Always On — the Weekly Growth Report · Slides 141–146</w:t>
       </w:r>
     </w:p>
     <w:p>
@@ -6591,7 +6591,7 @@
         <w:pStyle w:val="Heading3"/>
       </w:pPr>
       <w:r>
-        <w:t>Lab 14 — Measure, Govern and Write the Team Playbook · Slides 148–153</w:t>
+        <w:t>Lab 14 — Measure, Govern and Write the Team Playbook · Slides 149–154</w:t>
       </w:r>
     </w:p>
     <w:p>
@@ -6718,7 +6718,7 @@
         <w:pStyle w:val="Heading3"/>
       </w:pPr>
       <w:r>
-        <w:t>Lab 15 — Agent Teams: A Strategy Debate and a QA Loop · Slides 157–163</w:t>
+        <w:t>Lab 15 — Agent Teams: A Strategy Debate and a QA Loop · Slides 158–164</w:t>
       </w:r>
     </w:p>
     <w:p>

--- a/courseware_claude/LP-Multi AI Agents Workflow for Content Creation - Claude-v3.5.docx
+++ b/courseware_claude/LP-Multi AI Agents Workflow for Content Creation - Claude-v3.5.docx
@@ -1072,7 +1072,7 @@
           <w:b w:val="0"/>
           <w:sz w:val="19"/>
         </w:rPr>
-        <w:t>Topic 3 — Multi-Channel Content Creation and Agent Workflow Coordination · Slides 98–137</w:t>
+        <w:t>Topic 3 — Multi-Channel Content Creation and Agent Workflow Coordination · Slides 98–138</w:t>
         <w:tab/>
         <w:t>10</w:t>
       </w:r>
@@ -1108,7 +1108,7 @@
           <w:b w:val="0"/>
           <w:sz w:val="19"/>
         </w:rPr>
-        <w:t>Lab 10 — Campaign 2: Social Media Posts (Demo) · Slides 115–121</w:t>
+        <w:t>Lab 10 — Campaign 2: Social Media Posts (Demo) · Slides 115–122</w:t>
         <w:tab/>
         <w:t>11</w:t>
       </w:r>
@@ -1126,7 +1126,7 @@
           <w:b w:val="0"/>
           <w:sz w:val="19"/>
         </w:rPr>
-        <w:t>Lab 11 — Campaign 3: Newsletter and a Landing Page · Slides 124–129</w:t>
+        <w:t>Lab 11 — Campaign 3: Newsletter and a Landing Page · Slides 125–130</w:t>
         <w:tab/>
         <w:t>11</w:t>
       </w:r>
@@ -1144,7 +1144,7 @@
           <w:b w:val="0"/>
           <w:sz w:val="19"/>
         </w:rPr>
-        <w:t>Lab 12 — Campaign 4: The YouTube Explainer · Slides 131–136</w:t>
+        <w:t>Lab 12 — Campaign 4: The YouTube Explainer · Slides 132–137</w:t>
         <w:tab/>
         <w:t>11</w:t>
       </w:r>
@@ -1162,7 +1162,7 @@
           <w:b w:val="0"/>
           <w:sz w:val="19"/>
         </w:rPr>
-        <w:t>Topic 4 — Content Distribution, Strategy Guidelines and Responsible AI Practices · Slides 138–173</w:t>
+        <w:t>Topic 4 — Content Distribution, Strategy Guidelines and Responsible AI Practices · Slides 139–174</w:t>
         <w:tab/>
         <w:t>11</w:t>
       </w:r>
@@ -1180,7 +1180,7 @@
           <w:b w:val="0"/>
           <w:sz w:val="19"/>
         </w:rPr>
-        <w:t>Lab 13 — Campaign 5: Always On — the Weekly Growth Report · Slides 141–146</w:t>
+        <w:t>Lab 13 — Campaign 5: Always On — the Weekly Growth Report · Slides 142–147</w:t>
         <w:tab/>
         <w:t>12</w:t>
       </w:r>
@@ -1198,7 +1198,7 @@
           <w:b w:val="0"/>
           <w:sz w:val="19"/>
         </w:rPr>
-        <w:t>Lab 14 — Measure, Govern and Write the Team Playbook · Slides 149–154</w:t>
+        <w:t>Lab 14 — Measure, Govern and Write the Team Playbook · Slides 150–155</w:t>
         <w:tab/>
         <w:t>12</w:t>
       </w:r>
@@ -1216,7 +1216,7 @@
           <w:b w:val="0"/>
           <w:sz w:val="19"/>
         </w:rPr>
-        <w:t>Lab 15 — Agent Teams: A Strategy Debate and a QA Loop · Slides 158–164</w:t>
+        <w:t>Lab 15 — Agent Teams: A Strategy Debate and a QA Loop · Slides 159–165</w:t>
         <w:tab/>
         <w:t>12</w:t>
       </w:r>
@@ -1280,7 +1280,7 @@
     </w:p>
     <w:p>
       <w:r>
-        <w:t>Course code TGS-2023036153 · 2 days · 16 hours including a 2-hour assessment · 173-slide deck v3.5 · 15 labs, each in its own folder. TSC: ICT-SNM-4004-1.1 Content Strategy.</w:t>
+        <w:t>Course code TGS-2023036153 · 2 days · 16 hours including a 2-hour assessment · 174-slide deck v3.5 · 15 labs, each in its own folder. TSC: ICT-SNM-4004-1.1 Content Strategy.</w:t>
       </w:r>
     </w:p>
     <w:p>
@@ -3466,7 +3466,7 @@
               <w:rPr>
                 <w:sz w:val="19"/>
               </w:rPr>
-              <w:t>115–121</w:t>
+              <w:t>115–122</w:t>
             </w:r>
           </w:p>
         </w:tc>
@@ -3610,7 +3610,7 @@
               <w:rPr>
                 <w:sz w:val="19"/>
               </w:rPr>
-              <w:t>122–123</w:t>
+              <w:t>123–124</w:t>
             </w:r>
           </w:p>
         </w:tc>
@@ -3682,7 +3682,7 @@
               <w:rPr>
                 <w:sz w:val="19"/>
               </w:rPr>
-              <w:t>124–129</w:t>
+              <w:t>125–130</w:t>
             </w:r>
           </w:p>
         </w:tc>
@@ -3754,7 +3754,7 @@
               <w:rPr>
                 <w:sz w:val="19"/>
               </w:rPr>
-              <w:t>130</w:t>
+              <w:t>131</w:t>
             </w:r>
           </w:p>
         </w:tc>
@@ -3826,7 +3826,7 @@
               <w:rPr>
                 <w:sz w:val="19"/>
               </w:rPr>
-              <w:t>131–136</w:t>
+              <w:t>132–137</w:t>
             </w:r>
           </w:p>
         </w:tc>
@@ -3898,7 +3898,7 @@
               <w:rPr>
                 <w:sz w:val="19"/>
               </w:rPr>
-              <w:t>137</w:t>
+              <w:t>138</w:t>
             </w:r>
           </w:p>
         </w:tc>
@@ -4042,7 +4042,7 @@
               <w:rPr>
                 <w:sz w:val="19"/>
               </w:rPr>
-              <w:t>138–140</w:t>
+              <w:t>139–141</w:t>
             </w:r>
           </w:p>
         </w:tc>
@@ -4114,7 +4114,7 @@
               <w:rPr>
                 <w:sz w:val="19"/>
               </w:rPr>
-              <w:t>141–146</w:t>
+              <w:t>142–147</w:t>
             </w:r>
           </w:p>
         </w:tc>
@@ -4186,7 +4186,7 @@
               <w:rPr>
                 <w:sz w:val="19"/>
               </w:rPr>
-              <w:t>147–148</w:t>
+              <w:t>148–149</w:t>
             </w:r>
           </w:p>
         </w:tc>
@@ -4258,7 +4258,7 @@
               <w:rPr>
                 <w:sz w:val="19"/>
               </w:rPr>
-              <w:t>149–154</w:t>
+              <w:t>150–155</w:t>
             </w:r>
           </w:p>
         </w:tc>
@@ -4402,7 +4402,7 @@
               <w:rPr>
                 <w:sz w:val="19"/>
               </w:rPr>
-              <w:t>155–157</w:t>
+              <w:t>156–158</w:t>
             </w:r>
           </w:p>
         </w:tc>
@@ -4474,7 +4474,7 @@
               <w:rPr>
                 <w:sz w:val="19"/>
               </w:rPr>
-              <w:t>158–164</w:t>
+              <w:t>159–165</w:t>
             </w:r>
           </w:p>
         </w:tc>
@@ -4546,7 +4546,7 @@
               <w:rPr>
                 <w:sz w:val="19"/>
               </w:rPr>
-              <w:t>165–166</w:t>
+              <w:t>166–167</w:t>
             </w:r>
           </w:p>
         </w:tc>
@@ -4690,7 +4690,7 @@
               <w:rPr>
                 <w:sz w:val="19"/>
               </w:rPr>
-              <w:t>167–173</w:t>
+              <w:t>168–174</w:t>
             </w:r>
           </w:p>
         </w:tc>
@@ -4858,7 +4858,7 @@
         <w:rPr>
           <w:b w:val="0"/>
         </w:rPr>
-        <w:t xml:space="preserve"> horizon-studio/ with CLAUDE.md, the shared data, a local copy of the site, and the public site link in the charter</w:t>
+        <w:t xml:space="preserve"> horizon-studio/ with CLAUDE.md, the shared data, and your own copy of the site running at http://localhost:8080/</w:t>
       </w:r>
     </w:p>
     <w:p>
@@ -4875,7 +4875,7 @@
         <w:rPr>
           <w:b w:val="0"/>
         </w:rPr>
-        <w:t xml:space="preserve"> Claude shows horizon-studio as the chosen folder. Your own copy of the website opens in your browser; the calculator shows S$693,138.</w:t>
+        <w:t xml:space="preserve"> Claude shows horizon-studio as the chosen folder. Your website opens at http://localhost:8080/; the calculator shows S$693,138.</w:t>
       </w:r>
     </w:p>
     <w:p>
@@ -5841,7 +5841,7 @@
         <w:pStyle w:val="Heading2"/>
       </w:pPr>
       <w:r>
-        <w:t>Topic 3 — Multi-Channel Content Creation and Agent Workflow Coordination · Slides 98–137</w:t>
+        <w:t>Topic 3 — Multi-Channel Content Creation and Agent Workflow Coordination · Slides 98–138</w:t>
       </w:r>
     </w:p>
     <w:p>
@@ -6031,7 +6031,7 @@
         <w:pStyle w:val="Heading3"/>
       </w:pPr>
       <w:r>
-        <w:t>Lab 10 — Campaign 2: Social Media Posts (Demo) · Slides 115–121</w:t>
+        <w:t>Lab 10 — Campaign 2: Social Media Posts (Demo) · Slides 115–122</w:t>
       </w:r>
     </w:p>
     <w:p>
@@ -6158,7 +6158,7 @@
         <w:pStyle w:val="Heading3"/>
       </w:pPr>
       <w:r>
-        <w:t>Lab 11 — Campaign 3: Newsletter and a Landing Page · Slides 124–129</w:t>
+        <w:t>Lab 11 — Campaign 3: Newsletter and a Landing Page · Slides 125–130</w:t>
       </w:r>
     </w:p>
     <w:p>
@@ -6285,7 +6285,7 @@
         <w:pStyle w:val="Heading3"/>
       </w:pPr>
       <w:r>
-        <w:t>Lab 12 — Campaign 4: The YouTube Explainer · Slides 131–136</w:t>
+        <w:t>Lab 12 — Campaign 4: The YouTube Explainer · Slides 132–137</w:t>
       </w:r>
     </w:p>
     <w:p>
@@ -6412,7 +6412,7 @@
         <w:pStyle w:val="Heading2"/>
       </w:pPr>
       <w:r>
-        <w:t>Topic 4 — Content Distribution, Strategy Guidelines and Responsible AI Practices · Slides 138–173</w:t>
+        <w:t>Topic 4 — Content Distribution, Strategy Guidelines and Responsible AI Practices · Slides 139–174</w:t>
       </w:r>
     </w:p>
     <w:p>
@@ -6464,7 +6464,7 @@
         <w:pStyle w:val="Heading3"/>
       </w:pPr>
       <w:r>
-        <w:t>Lab 13 — Campaign 5: Always On — the Weekly Growth Report · Slides 141–146</w:t>
+        <w:t>Lab 13 — Campaign 5: Always On — the Weekly Growth Report · Slides 142–147</w:t>
       </w:r>
     </w:p>
     <w:p>
@@ -6591,7 +6591,7 @@
         <w:pStyle w:val="Heading3"/>
       </w:pPr>
       <w:r>
-        <w:t>Lab 14 — Measure, Govern and Write the Team Playbook · Slides 149–154</w:t>
+        <w:t>Lab 14 — Measure, Govern and Write the Team Playbook · Slides 150–155</w:t>
       </w:r>
     </w:p>
     <w:p>
@@ -6718,7 +6718,7 @@
         <w:pStyle w:val="Heading3"/>
       </w:pPr>
       <w:r>
-        <w:t>Lab 15 — Agent Teams: A Strategy Debate and a QA Loop · Slides 158–164</w:t>
+        <w:t>Lab 15 — Agent Teams: A Strategy Debate and a QA Loop · Slides 159–165</w:t>
       </w:r>
     </w:p>
     <w:p>
